--- a/Knowledge/3-Work knowledge/1-Software Engineering/2-General Technologies/9-Databases/5-My Source/1-Intro to Databases/3-Database Management System components/10-Backup & Recovery System.docx
+++ b/Knowledge/3-Work knowledge/1-Software Engineering/2-General Technologies/9-Databases/5-My Source/1-Intro to Databases/3-Database Management System components/10-Backup & Recovery System.docx
@@ -31,6 +31,7 @@
       </w:pPr>
       <w:r>
         <w:rPr>
+          <w:rFonts w:ascii="Arial" w:hAnsi="Arial" w:eastAsia="Arial"/>
           <w:b/>
           <w:color w:val="000000"/>
           <w:sz w:val="18"/>
@@ -40,6 +41,7 @@
       </w:r>
       <w:r>
         <w:rPr>
+          <w:rFonts w:ascii="Arial" w:hAnsi="Arial" w:eastAsia="Arial"/>
           <w:color w:val="000000"/>
           <w:sz w:val="18"/>
           <w:highlight w:val="lightGray"/>
@@ -48,6 +50,7 @@
       </w:r>
       <w:r>
         <w:rPr>
+          <w:rFonts w:ascii="Arial" w:hAnsi="Arial" w:eastAsia="Arial"/>
           <w:b/>
           <w:color w:val="000000"/>
           <w:sz w:val="18"/>
@@ -57,6 +60,7 @@
       </w:r>
       <w:r>
         <w:rPr>
+          <w:rFonts w:ascii="Arial" w:hAnsi="Arial" w:eastAsia="Arial"/>
           <w:color w:val="000000"/>
           <w:sz w:val="18"/>
           <w:highlight w:val="lightGray"/>
@@ -65,6 +69,7 @@
       </w:r>
       <w:r>
         <w:rPr>
+          <w:rFonts w:ascii="Arial" w:hAnsi="Arial" w:eastAsia="Arial"/>
           <w:b/>
           <w:color w:val="000000"/>
           <w:sz w:val="18"/>
@@ -74,6 +79,7 @@
       </w:r>
       <w:r>
         <w:rPr>
+          <w:rFonts w:ascii="Arial" w:hAnsi="Arial" w:eastAsia="Arial"/>
           <w:color w:val="000000"/>
           <w:sz w:val="18"/>
           <w:highlight w:val="lightGray"/>
@@ -250,6 +256,7 @@
       </w:pPr>
       <w:r>
         <w:rPr>
+          <w:rFonts w:ascii="Arial" w:hAnsi="Arial" w:eastAsia="Arial"/>
           <w:b/>
           <w:color w:val="000000"/>
           <w:sz w:val="18"/>
@@ -259,6 +266,7 @@
       </w:r>
       <w:r>
         <w:rPr>
+          <w:rFonts w:ascii="Arial" w:hAnsi="Arial" w:eastAsia="Arial"/>
           <w:color w:val="000000"/>
           <w:sz w:val="18"/>
           <w:highlight w:val="lightGray"/>
@@ -267,6 +275,7 @@
       </w:r>
       <w:r>
         <w:rPr>
+          <w:rFonts w:ascii="Arial" w:hAnsi="Arial" w:eastAsia="Arial"/>
           <w:b/>
           <w:color w:val="000000"/>
           <w:sz w:val="18"/>
@@ -276,6 +285,7 @@
       </w:r>
       <w:r>
         <w:rPr>
+          <w:rFonts w:ascii="Arial" w:hAnsi="Arial" w:eastAsia="Arial"/>
           <w:color w:val="000000"/>
           <w:sz w:val="18"/>
           <w:highlight w:val="lightGray"/>
@@ -284,6 +294,7 @@
       </w:r>
       <w:r>
         <w:rPr>
+          <w:rFonts w:ascii="Arial" w:hAnsi="Arial" w:eastAsia="Arial"/>
           <w:b/>
           <w:color w:val="000000"/>
           <w:sz w:val="18"/>
@@ -293,6 +304,7 @@
       </w:r>
       <w:r>
         <w:rPr>
+          <w:rFonts w:ascii="Arial" w:hAnsi="Arial" w:eastAsia="Arial"/>
           <w:color w:val="000000"/>
           <w:sz w:val="18"/>
           <w:highlight w:val="lightGray"/>
@@ -816,6 +828,7 @@
       </w:pPr>
       <w:r>
         <w:rPr>
+          <w:rFonts w:ascii="Arial" w:hAnsi="Arial" w:eastAsia="Arial"/>
           <w:b/>
           <w:color w:val="000000"/>
           <w:sz w:val="18"/>
@@ -825,6 +838,7 @@
       </w:r>
       <w:r>
         <w:rPr>
+          <w:rFonts w:ascii="Arial" w:hAnsi="Arial" w:eastAsia="Arial"/>
           <w:color w:val="000000"/>
           <w:sz w:val="18"/>
           <w:highlight w:val="lightGray"/>
@@ -833,6 +847,7 @@
       </w:r>
       <w:r>
         <w:rPr>
+          <w:rFonts w:ascii="Arial" w:hAnsi="Arial" w:eastAsia="Arial"/>
           <w:b/>
           <w:color w:val="000000"/>
           <w:sz w:val="18"/>
@@ -842,6 +857,7 @@
       </w:r>
       <w:r>
         <w:rPr>
+          <w:rFonts w:ascii="Arial" w:hAnsi="Arial" w:eastAsia="Arial"/>
           <w:color w:val="000000"/>
           <w:sz w:val="18"/>
           <w:highlight w:val="lightGray"/>
@@ -850,6 +866,7 @@
       </w:r>
       <w:r>
         <w:rPr>
+          <w:rFonts w:ascii="Arial" w:hAnsi="Arial" w:eastAsia="Arial"/>
           <w:b/>
           <w:color w:val="000000"/>
           <w:sz w:val="18"/>
@@ -859,6 +876,7 @@
       </w:r>
       <w:r>
         <w:rPr>
+          <w:rFonts w:ascii="Arial" w:hAnsi="Arial" w:eastAsia="Arial"/>
           <w:color w:val="000000"/>
           <w:sz w:val="18"/>
           <w:highlight w:val="lightGray"/>
@@ -1389,6 +1407,7 @@
       </w:pPr>
       <w:r>
         <w:rPr>
+          <w:rFonts w:ascii="Arial" w:hAnsi="Arial" w:eastAsia="Arial"/>
           <w:b/>
           <w:color w:val="000000"/>
           <w:sz w:val="18"/>
@@ -1398,6 +1417,7 @@
       </w:r>
       <w:r>
         <w:rPr>
+          <w:rFonts w:ascii="Arial" w:hAnsi="Arial" w:eastAsia="Arial"/>
           <w:color w:val="000000"/>
           <w:sz w:val="18"/>
           <w:highlight w:val="lightGray"/>
@@ -1406,6 +1426,7 @@
       </w:r>
       <w:r>
         <w:rPr>
+          <w:rFonts w:ascii="Arial" w:hAnsi="Arial" w:eastAsia="Arial"/>
           <w:b/>
           <w:color w:val="000000"/>
           <w:sz w:val="18"/>
@@ -1415,6 +1436,7 @@
       </w:r>
       <w:r>
         <w:rPr>
+          <w:rFonts w:ascii="Arial" w:hAnsi="Arial" w:eastAsia="Arial"/>
           <w:color w:val="000000"/>
           <w:sz w:val="18"/>
           <w:highlight w:val="lightGray"/>
@@ -1423,6 +1445,7 @@
       </w:r>
       <w:r>
         <w:rPr>
+          <w:rFonts w:ascii="Arial" w:hAnsi="Arial" w:eastAsia="Arial"/>
           <w:b/>
           <w:color w:val="000000"/>
           <w:sz w:val="18"/>
@@ -1432,6 +1455,7 @@
       </w:r>
       <w:r>
         <w:rPr>
+          <w:rFonts w:ascii="Arial" w:hAnsi="Arial" w:eastAsia="Arial"/>
           <w:color w:val="000000"/>
           <w:sz w:val="18"/>
           <w:highlight w:val="lightGray"/>
@@ -1864,6 +1888,7 @@
       </w:pPr>
       <w:r>
         <w:rPr>
+          <w:rFonts w:ascii="Arial" w:hAnsi="Arial" w:eastAsia="Arial"/>
           <w:b/>
           <w:color w:val="000000"/>
           <w:sz w:val="18"/>
@@ -1873,6 +1898,7 @@
       </w:r>
       <w:r>
         <w:rPr>
+          <w:rFonts w:ascii="Arial" w:hAnsi="Arial" w:eastAsia="Arial"/>
           <w:color w:val="000000"/>
           <w:sz w:val="18"/>
           <w:highlight w:val="lightGray"/>
@@ -1881,6 +1907,7 @@
       </w:r>
       <w:r>
         <w:rPr>
+          <w:rFonts w:ascii="Arial" w:hAnsi="Arial" w:eastAsia="Arial"/>
           <w:b/>
           <w:color w:val="000000"/>
           <w:sz w:val="18"/>
@@ -1890,6 +1917,7 @@
       </w:r>
       <w:r>
         <w:rPr>
+          <w:rFonts w:ascii="Arial" w:hAnsi="Arial" w:eastAsia="Arial"/>
           <w:color w:val="000000"/>
           <w:sz w:val="18"/>
           <w:highlight w:val="lightGray"/>
@@ -1898,6 +1926,7 @@
       </w:r>
       <w:r>
         <w:rPr>
+          <w:rFonts w:ascii="Arial" w:hAnsi="Arial" w:eastAsia="Arial"/>
           <w:b/>
           <w:color w:val="000000"/>
           <w:sz w:val="18"/>
@@ -1907,6 +1936,7 @@
       </w:r>
       <w:r>
         <w:rPr>
+          <w:rFonts w:ascii="Arial" w:hAnsi="Arial" w:eastAsia="Arial"/>
           <w:color w:val="000000"/>
           <w:sz w:val="18"/>
           <w:highlight w:val="lightGray"/>
@@ -2486,6 +2516,7 @@
       </w:pPr>
       <w:r>
         <w:rPr>
+          <w:rFonts w:ascii="Arial" w:hAnsi="Arial" w:eastAsia="Arial"/>
           <w:b/>
           <w:color w:val="000000"/>
           <w:sz w:val="18"/>
@@ -2495,6 +2526,7 @@
       </w:r>
       <w:r>
         <w:rPr>
+          <w:rFonts w:ascii="Arial" w:hAnsi="Arial" w:eastAsia="Arial"/>
           <w:color w:val="000000"/>
           <w:sz w:val="18"/>
           <w:highlight w:val="lightGray"/>
@@ -2503,6 +2535,7 @@
       </w:r>
       <w:r>
         <w:rPr>
+          <w:rFonts w:ascii="Arial" w:hAnsi="Arial" w:eastAsia="Arial"/>
           <w:b/>
           <w:color w:val="000000"/>
           <w:sz w:val="18"/>
@@ -2512,6 +2545,7 @@
       </w:r>
       <w:r>
         <w:rPr>
+          <w:rFonts w:ascii="Arial" w:hAnsi="Arial" w:eastAsia="Arial"/>
           <w:color w:val="000000"/>
           <w:sz w:val="18"/>
           <w:highlight w:val="lightGray"/>
@@ -2520,6 +2554,7 @@
       </w:r>
       <w:r>
         <w:rPr>
+          <w:rFonts w:ascii="Arial" w:hAnsi="Arial" w:eastAsia="Arial"/>
           <w:b/>
           <w:color w:val="000000"/>
           <w:sz w:val="18"/>
@@ -2529,6 +2564,7 @@
       </w:r>
       <w:r>
         <w:rPr>
+          <w:rFonts w:ascii="Arial" w:hAnsi="Arial" w:eastAsia="Arial"/>
           <w:color w:val="000000"/>
           <w:sz w:val="18"/>
           <w:highlight w:val="lightGray"/>
@@ -2966,6 +3002,7 @@
       </w:pPr>
       <w:r>
         <w:rPr>
+          <w:rFonts w:ascii="Arial" w:hAnsi="Arial" w:eastAsia="Arial"/>
           <w:b/>
           <w:color w:val="000000"/>
           <w:sz w:val="18"/>
@@ -2975,6 +3012,7 @@
       </w:r>
       <w:r>
         <w:rPr>
+          <w:rFonts w:ascii="Arial" w:hAnsi="Arial" w:eastAsia="Arial"/>
           <w:color w:val="000000"/>
           <w:sz w:val="18"/>
           <w:highlight w:val="lightGray"/>
@@ -2983,6 +3021,7 @@
       </w:r>
       <w:r>
         <w:rPr>
+          <w:rFonts w:ascii="Arial" w:hAnsi="Arial" w:eastAsia="Arial"/>
           <w:b/>
           <w:color w:val="000000"/>
           <w:sz w:val="18"/>
@@ -2992,6 +3031,7 @@
       </w:r>
       <w:r>
         <w:rPr>
+          <w:rFonts w:ascii="Arial" w:hAnsi="Arial" w:eastAsia="Arial"/>
           <w:color w:val="000000"/>
           <w:sz w:val="18"/>
           <w:highlight w:val="lightGray"/>
@@ -3000,6 +3040,7 @@
       </w:r>
       <w:r>
         <w:rPr>
+          <w:rFonts w:ascii="Arial" w:hAnsi="Arial" w:eastAsia="Arial"/>
           <w:b/>
           <w:color w:val="000000"/>
           <w:sz w:val="18"/>
@@ -3009,6 +3050,7 @@
       </w:r>
       <w:r>
         <w:rPr>
+          <w:rFonts w:ascii="Arial" w:hAnsi="Arial" w:eastAsia="Arial"/>
           <w:color w:val="000000"/>
           <w:sz w:val="18"/>
           <w:highlight w:val="lightGray"/>

--- a/Knowledge/3-Work knowledge/1-Software Engineering/2-General Technologies/9-Databases/5-My Source/1-Intro to Databases/3-Database Management System components/10-Backup & Recovery System.docx
+++ b/Knowledge/3-Work knowledge/1-Software Engineering/2-General Technologies/9-Databases/5-My Source/1-Intro to Databases/3-Database Management System components/10-Backup & Recovery System.docx
@@ -9,6 +9,9 @@
       <w:bookmarkStart w:id="0" w:name="_g41s28qhwqs5" w:colFirst="0" w:colLast="0"/>
       <w:bookmarkEnd w:id="0"/>
       <w:r>
+        <w:rPr>
+          <w:rFonts w:ascii="Calibri Light" w:hAnsi="Calibri Light" w:eastAsia="Calibri Light"/>
+        </w:rPr>
         <w:t>Backup &amp; Recovery System</w:t>
       </w:r>
     </w:p>
@@ -22,6 +25,9 @@
       <w:bookmarkStart w:id="1" w:name="_72dtbt315r16" w:colFirst="0" w:colLast="0"/>
       <w:bookmarkEnd w:id="1"/>
       <w:r>
+        <w:rPr>
+          <w:rFonts w:ascii="Calibri Light" w:hAnsi="Calibri Light" w:eastAsia="Calibri Light"/>
+        </w:rPr>
         <w:t>💾 What Is a Backup &amp; Recovery System in a DBMS?</w:t>
       </w:r>
     </w:p>
@@ -235,6 +241,7 @@
       <w:bookmarkEnd w:id="2"/>
       <w:r>
         <w:rPr>
+          <w:rFonts w:ascii="Calibri Light" w:hAnsi="Calibri Light" w:eastAsia="Calibri Light"/>
           <w:b/>
           <w:bCs/>
           <w:sz w:val="34"/>
@@ -807,6 +814,7 @@
       <w:bookmarkEnd w:id="3"/>
       <w:r>
         <w:rPr>
+          <w:rFonts w:ascii="Calibri Light" w:hAnsi="Calibri Light" w:eastAsia="Calibri Light"/>
           <w:b/>
           <w:bCs/>
           <w:sz w:val="34"/>
@@ -1386,6 +1394,7 @@
       <w:bookmarkEnd w:id="4"/>
       <w:r>
         <w:rPr>
+          <w:rFonts w:ascii="Calibri Light" w:hAnsi="Calibri Light" w:eastAsia="Calibri Light"/>
           <w:b/>
           <w:bCs/>
           <w:sz w:val="34"/>
@@ -1867,6 +1876,7 @@
       <w:bookmarkEnd w:id="5"/>
       <w:r>
         <w:rPr>
+          <w:rFonts w:ascii="Calibri Light" w:hAnsi="Calibri Light" w:eastAsia="Calibri Light"/>
           <w:b/>
           <w:bCs/>
           <w:sz w:val="34"/>
@@ -2495,6 +2505,7 @@
       <w:bookmarkEnd w:id="6"/>
       <w:r>
         <w:rPr>
+          <w:rFonts w:ascii="Calibri Light" w:hAnsi="Calibri Light" w:eastAsia="Calibri Light"/>
           <w:b/>
           <w:bCs/>
           <w:sz w:val="34"/>
@@ -2993,6 +3004,9 @@
       <w:bookmarkStart w:id="7" w:name="_1g6drydn0l9d" w:colFirst="0" w:colLast="0"/>
       <w:bookmarkEnd w:id="7"/>
       <w:r>
+        <w:rPr>
+          <w:rFonts w:ascii="Calibri Light" w:hAnsi="Calibri Light" w:eastAsia="Calibri Light"/>
+        </w:rPr>
         <w:t>📌 Summary</w:t>
       </w:r>
     </w:p>
